--- a/klagomål/A 35543-2026 FSC-klagomål.docx
+++ b/klagomål/A 35543-2026 FSC-klagomål.docx
@@ -1057,7 +1057,7 @@
     <w:r>
       <w:tab/>
       <w:tab/>
-      <w:t>2026-09-15</w:t>
+      <w:t>2026-09-16</w:t>
       <w:br/>
       <w:br/>
     </w:r>

--- a/klagomål/A 35543-2026 FSC-klagomål.docx
+++ b/klagomål/A 35543-2026 FSC-klagomål.docx
@@ -221,7 +221,7 @@
     </w:p>
     <w:p>
       <w:r>
-        <w:t>I avverkningsanmälan finns fynd av 3 naturvårdsarter, varav 1 är rödlistad, 1 är fridlyst, 3 är typiska (T) och 2 är signalarter (S): knärot (VU, T, §8), mörk husmossa (S, T) och stor aspticka (S, T). Se Figur 1.</w:t>
+        <w:t>I avverkningsanmälan finns fynd av 5 naturvårdsarter, varav 2 är rödlistade, 1 är fridlyst, 5 är typiska (T) och 3 är signalarter (S): aspgelélav (VU, T), knärot (VU, T, §8), mörk husmossa (S, T), skinnlav (S, T) och stor aspticka (S, T). Se Figur 1.</w:t>
       </w:r>
     </w:p>
     <w:p>
@@ -245,6 +245,26 @@
     <w:p>
       <w:r>
         <w:t>Nedan följer beskrivningar av de naturvårdsarter och fridlysta arter som har sina livsmiljöer och växtplatser i den avverkningsanmälda skogen. Se även ytterligare artfakta i BILAGA 1. De påträffade naturvårdsarterna är ett tydligt kvitto på att det rör sig om en skog med höga naturvärden.</w:t>
+      </w:r>
+    </w:p>
+    <w:p>
+      <w:r>
+        <w:rPr>
+          <w:b/>
+        </w:rPr>
+        <w:t>Aspgelélav (VU)</w:t>
+      </w:r>
+      <w:r>
+        <w:t xml:space="preserve"> växer praktiskt taget enbart på asp i skog med hög luftfuktighet. Aspgelélav missgynnas vid slutavverkning. I norra Sverige hotas arten genom slutavverkning av äldre barrskog med åldriga aspar, ofta på skogsbergens sluttningar. Arten försvinner på aspar som lämnas kvar på hyggen. Aspgelélav (VU) är typisk art för </w:t>
+      </w:r>
+      <w:r>
+        <w:rPr>
+          <w:i/>
+        </w:rPr>
+        <w:t>9010 Taiga</w:t>
+      </w:r>
+      <w:r>
+        <w:t xml:space="preserve"> (SLU Artdatabanken, 2024).</w:t>
       </w:r>
     </w:p>
     <w:p>
@@ -381,6 +401,35 @@
         <w:rPr>
           <w:b/>
         </w:rPr>
+        <w:t xml:space="preserve">Skinnlav </w:t>
+      </w:r>
+      <w:r>
+        <w:t xml:space="preserve">förekommer på diverse lövträd, främst på gammal asp och sälg. Den påträffas främst i områden med lång kontinuitet av grova lövträd och signalerar skogsmark med höga naturvärden. På lokalerna förekommer som regel ett flertal andra ovanliga eller rödlistade lavar. I likhet med gelélavarna, etablerar sig skinnlaven i skogsmark på grova aspar i sena lövsuccessioner. Skinnlav är typisk art för </w:t>
+      </w:r>
+      <w:r>
+        <w:rPr>
+          <w:i/>
+        </w:rPr>
+        <w:t xml:space="preserve">9010 Taiga, 9020 Nordlig ädellövskog </w:t>
+      </w:r>
+      <w:r>
+        <w:t xml:space="preserve">och </w:t>
+      </w:r>
+      <w:r>
+        <w:rPr>
+          <w:i/>
+        </w:rPr>
+        <w:t xml:space="preserve">9070 Trädklädd betesmark </w:t>
+      </w:r>
+      <w:r>
+        <w:t>(Nitare &amp; Skogsstyrelsen, 2019; SLU Artdatabanken, 2025).</w:t>
+      </w:r>
+    </w:p>
+    <w:p>
+      <w:r>
+        <w:rPr>
+          <w:b/>
+        </w:rPr>
         <w:t>Stor aspticka</w:t>
       </w:r>
       <w:r>
@@ -495,7 +544,7 @@
         <w:rPr>
           <w:i/>
         </w:rPr>
-        <w:t>I det avverkningsanmälda skogsområdet har 3 naturvårdsarter varav 1 rödlistade arter sina livsmiljöer och växtplatser.</w:t>
+        <w:t>I det avverkningsanmälda skogsområdet har 5 naturvårdsarter varav 2 rödlistade arter sina livsmiljöer och växtplatser.</w:t>
       </w:r>
     </w:p>
     <w:p>
@@ -1057,7 +1106,7 @@
     <w:r>
       <w:tab/>
       <w:tab/>
-      <w:t>2026-09-16</w:t>
+      <w:t>2026-09-17</w:t>
       <w:br/>
       <w:br/>
     </w:r>

--- a/klagomål/A 35543-2026 FSC-klagomål.docx
+++ b/klagomål/A 35543-2026 FSC-klagomål.docx
@@ -221,7 +221,7 @@
     </w:p>
     <w:p>
       <w:r>
-        <w:t>I avverkningsanmälan finns fynd av 5 naturvårdsarter, varav 2 är rödlistade, 1 är fridlyst, 5 är typiska (T) och 3 är signalarter (S): aspgelélav (VU, T), knärot (VU, T, §8), mörk husmossa (S, T), skinnlav (S, T) och stor aspticka (S, T). Se Figur 1.</w:t>
+        <w:t>I avverkningsanmälan finns fynd av 6 naturvårdsarter, varav 2 är rödlistade, 1 är fridlyst, 6 är typiska (T) och 4 är signalarter (S): aspgelélav (VU, T), knärot (VU, T, §8), korallblylav (S, T), mörk husmossa (S, T), skinnlav (S, T) och stor aspticka (S, T). Se Figur 1.</w:t>
       </w:r>
     </w:p>
     <w:p>
@@ -372,6 +372,35 @@
         <w:rPr>
           <w:b/>
         </w:rPr>
+        <w:t>Korallblylav</w:t>
+      </w:r>
+      <w:r>
+        <w:t xml:space="preserve"> växer på bark av asp, ask, rönn, sälg, bok och lönn och signalerar överallt skogsbestånd med höga naturvärden och den följs nästan alltid av andra ovanliga och rödlistade arter. Den indikerar hög och jämn luftfuktighet och växer främst i områden med lång skoglig kontinuitet där det funnits ett ständigt inslag av gamla lövträd. Korallblylav är typisk art för </w:t>
+      </w:r>
+      <w:r>
+        <w:rPr>
+          <w:i/>
+        </w:rPr>
+        <w:t xml:space="preserve">9020 Nordlig ädellövskog, 9070 Trädklädd betesmark, 9160 Näringsrik ekskog, 9180 Ädellövskog i branter </w:t>
+      </w:r>
+      <w:r>
+        <w:t>och</w:t>
+      </w:r>
+      <w:r>
+        <w:rPr>
+          <w:i/>
+        </w:rPr>
+        <w:t xml:space="preserve"> 9190 Näringsfattig ekskog</w:t>
+      </w:r>
+      <w:r>
+        <w:t xml:space="preserve"> (SLU Artdatabanken, 2024; Nitare &amp; Skogsstyrelsen, 2019).</w:t>
+      </w:r>
+    </w:p>
+    <w:p>
+      <w:r>
+        <w:rPr>
+          <w:b/>
+        </w:rPr>
         <w:t xml:space="preserve">Mörk husmossa </w:t>
       </w:r>
       <w:r>
@@ -544,7 +573,7 @@
         <w:rPr>
           <w:i/>
         </w:rPr>
-        <w:t>I det avverkningsanmälda skogsområdet har 5 naturvårdsarter varav 2 rödlistade arter sina livsmiljöer och växtplatser.</w:t>
+        <w:t>I det avverkningsanmälda skogsområdet har 6 naturvårdsarter varav 2 rödlistade arter sina livsmiljöer och växtplatser.</w:t>
       </w:r>
     </w:p>
     <w:p>
@@ -1106,7 +1135,7 @@
     <w:r>
       <w:tab/>
       <w:tab/>
-      <w:t>2026-09-17</w:t>
+      <w:t>2026-09-18</w:t>
       <w:br/>
       <w:br/>
     </w:r>

--- a/klagomål/A 35543-2026 FSC-klagomål.docx
+++ b/klagomål/A 35543-2026 FSC-klagomål.docx
@@ -1135,7 +1135,7 @@
     <w:r>
       <w:tab/>
       <w:tab/>
-      <w:t>2026-09-18</w:t>
+      <w:t>2026-09-19</w:t>
       <w:br/>
       <w:br/>
     </w:r>

--- a/klagomål/A 35543-2026 FSC-klagomål.docx
+++ b/klagomål/A 35543-2026 FSC-klagomål.docx
@@ -1135,7 +1135,7 @@
     <w:r>
       <w:tab/>
       <w:tab/>
-      <w:t>2026-09-19</w:t>
+      <w:t>2026-09-21</w:t>
       <w:br/>
       <w:br/>
     </w:r>

--- a/klagomål/A 35543-2026 FSC-klagomål.docx
+++ b/klagomål/A 35543-2026 FSC-klagomål.docx
@@ -1135,7 +1135,7 @@
     <w:r>
       <w:tab/>
       <w:tab/>
-      <w:t>2026-09-21</w:t>
+      <w:t>2026-09-23</w:t>
       <w:br/>
       <w:br/>
     </w:r>

--- a/klagomål/A 35543-2026 FSC-klagomål.docx
+++ b/klagomål/A 35543-2026 FSC-klagomål.docx
@@ -1135,7 +1135,7 @@
     <w:r>
       <w:tab/>
       <w:tab/>
-      <w:t>2026-09-23</w:t>
+      <w:t>2026-09-24</w:t>
       <w:br/>
       <w:br/>
     </w:r>

--- a/klagomål/A 35543-2026 FSC-klagomål.docx
+++ b/klagomål/A 35543-2026 FSC-klagomål.docx
@@ -1135,7 +1135,7 @@
     <w:r>
       <w:tab/>
       <w:tab/>
-      <w:t>2026-09-24</w:t>
+      <w:t>2026-09-25</w:t>
       <w:br/>
       <w:br/>
     </w:r>

--- a/klagomål/A 35543-2026 FSC-klagomål.docx
+++ b/klagomål/A 35543-2026 FSC-klagomål.docx
@@ -1135,7 +1135,7 @@
     <w:r>
       <w:tab/>
       <w:tab/>
-      <w:t>2026-09-25</w:t>
+      <w:t>2026-09-26</w:t>
       <w:br/>
       <w:br/>
     </w:r>

--- a/klagomål/A 35543-2026 FSC-klagomål.docx
+++ b/klagomål/A 35543-2026 FSC-klagomål.docx
@@ -1135,7 +1135,7 @@
     <w:r>
       <w:tab/>
       <w:tab/>
-      <w:t>2026-09-26</w:t>
+      <w:t>2026-09-27</w:t>
       <w:br/>
       <w:br/>
     </w:r>

--- a/klagomål/A 35543-2026 FSC-klagomål.docx
+++ b/klagomål/A 35543-2026 FSC-klagomål.docx
@@ -1135,7 +1135,7 @@
     <w:r>
       <w:tab/>
       <w:tab/>
-      <w:t>2026-09-27</w:t>
+      <w:t>2026-09-28</w:t>
       <w:br/>
       <w:br/>
     </w:r>

--- a/klagomål/A 35543-2026 FSC-klagomål.docx
+++ b/klagomål/A 35543-2026 FSC-klagomål.docx
@@ -221,7 +221,7 @@
     </w:p>
     <w:p>
       <w:r>
-        <w:t>I avverkningsanmälan finns fynd av 6 naturvårdsarter, varav 2 är rödlistade, 1 är fridlyst, 6 är typiska (T) och 4 är signalarter (S): aspgelélav (VU, T), knärot (VU, T, §8), korallblylav (S, T), mörk husmossa (S, T), skinnlav (S, T) och stor aspticka (S, T). Se Figur 1.</w:t>
+        <w:t>I avverkningsanmälan finns fynd av 9 naturvårdsarter, varav 3 är rödlistade, 2 är fridlysta, 8 är typiska (T) och 4 är signalarter (S): aspgelélav (VU, T), knärot (VU, T, §8), kolflarnlav (NT, T), korallblylav (S, T), mörk husmossa (S, T), skinnlav (S, T), stor aspticka (S, T), torta (T) och nattviol (§8). Se Figur 1.</w:t>
       </w:r>
     </w:p>
     <w:p>
@@ -316,7 +316,7 @@
     </w:p>
     <w:p>
       <w:r>
-        <w:t>I det avverkningsanmälda området finns 1 fyndplatser för knärot registrerade på Artportalen. Figur 2 visar gränserna för buffertzoner på 50 m, som behöver lämnas kring fyndplatserna för att knärotslokalerna inte ska försvinna vid en avverkning. Av det avverkningsanmälda området överlappar 0.79 ha med buffertzonerna och får av detta skäl inte avverkas.</w:t>
+        <w:t>I det avverkningsanmälda området finns 2 fyndplatser för knärot registrerade på Artportalen. Figur 2 visar gränserna för buffertzoner på 50 m, som behöver lämnas kring fyndplatserna för att knärotslokalerna inte ska försvinna vid en avverkning. Av det avverkningsanmälda området överlappar 1.00 ha med buffertzonerna och får av detta skäl inte avverkas.</w:t>
       </w:r>
     </w:p>
     <w:p>
@@ -372,6 +372,26 @@
         <w:rPr>
           <w:b/>
         </w:rPr>
+        <w:t>Kolflarnlav (NT)</w:t>
+      </w:r>
+      <w:r>
+        <w:t xml:space="preserve"> är brandberoende och växer nästan uteslutande på kolad hård kärnved av tall. Etableringen verkar ske först 100–300 år efter brand och nytt substrat nybildas i mycket begränsad omfattning. Avverkning av tallskog av naturskogskaraktär med spår av återkommande bränder är ett hot och mängden lämplig ved att växa på för arten minskar dels på grund av naturlig nedbrytning men framförallt på grund av att det förstörs i samband med slutavverkningar, gallringar och markberedning. Såväl kolflarnlav som mörk kolflarnlav har glänsande bålfjäll och förekommer främst i tall- och blandbarrskogar av naturskogskaraktär med spår av återkommande bränder. Skogar som dessa hyser höga biologiska värden och bör skyddas. Kolflarnlav är typisk art för </w:t>
+      </w:r>
+      <w:r>
+        <w:rPr>
+          <w:i/>
+        </w:rPr>
+        <w:t>9010 Taiga</w:t>
+      </w:r>
+      <w:r>
+        <w:t xml:space="preserve"> (SLU Artdatabanken, 2024).</w:t>
+      </w:r>
+    </w:p>
+    <w:p>
+      <w:r>
+        <w:rPr>
+          <w:b/>
+        </w:rPr>
         <w:t>Korallblylav</w:t>
       </w:r>
       <w:r>
@@ -481,6 +501,35 @@
       </w:r>
       <w:r>
         <w:t xml:space="preserve"> (SLU Artdatabanken, 2024; Nitare &amp; Skogsstyrelsen, 2019).</w:t>
+      </w:r>
+    </w:p>
+    <w:p>
+      <w:r>
+        <w:rPr>
+          <w:b/>
+        </w:rPr>
+        <w:t xml:space="preserve">Torta </w:t>
+      </w:r>
+      <w:r>
+        <w:t xml:space="preserve">är typisk art för </w:t>
+      </w:r>
+      <w:r>
+        <w:rPr>
+          <w:i/>
+        </w:rPr>
+        <w:t xml:space="preserve">9050 Näringsrik granskog </w:t>
+      </w:r>
+      <w:r>
+        <w:t xml:space="preserve">och </w:t>
+      </w:r>
+      <w:r>
+        <w:rPr>
+          <w:i/>
+        </w:rPr>
+        <w:t xml:space="preserve">9040 Fjällbjörkskog </w:t>
+      </w:r>
+      <w:r>
+        <w:t>(SLU Artdatabanken, 2025).</w:t>
       </w:r>
     </w:p>
     <w:p>
@@ -573,7 +622,7 @@
         <w:rPr>
           <w:i/>
         </w:rPr>
-        <w:t>I det avverkningsanmälda skogsområdet har 6 naturvårdsarter varav 2 rödlistade arter sina livsmiljöer och växtplatser.</w:t>
+        <w:t>I det avverkningsanmälda skogsområdet har 9 naturvårdsarter varav 3 rödlistade arter sina livsmiljöer och växtplatser.</w:t>
       </w:r>
     </w:p>
     <w:p>
@@ -1135,7 +1184,7 @@
     <w:r>
       <w:tab/>
       <w:tab/>
-      <w:t>2026-09-28</w:t>
+      <w:t>2026-09-29</w:t>
       <w:br/>
       <w:br/>
     </w:r>

--- a/klagomål/A 35543-2026 FSC-klagomål.docx
+++ b/klagomål/A 35543-2026 FSC-klagomål.docx
@@ -1184,7 +1184,7 @@
     <w:r>
       <w:tab/>
       <w:tab/>
-      <w:t>2026-09-29</w:t>
+      <w:t>2026-09-30</w:t>
       <w:br/>
       <w:br/>
     </w:r>

--- a/klagomål/A 35543-2026 FSC-klagomål.docx
+++ b/klagomål/A 35543-2026 FSC-klagomål.docx
@@ -1184,7 +1184,7 @@
     <w:r>
       <w:tab/>
       <w:tab/>
-      <w:t>2026-09-30</w:t>
+      <w:t>2026-10-01</w:t>
       <w:br/>
       <w:br/>
     </w:r>

--- a/klagomål/A 35543-2026 FSC-klagomål.docx
+++ b/klagomål/A 35543-2026 FSC-klagomål.docx
@@ -1184,7 +1184,7 @@
     <w:r>
       <w:tab/>
       <w:tab/>
-      <w:t>2026-10-01</w:t>
+      <w:t>2026-10-02</w:t>
       <w:br/>
       <w:br/>
     </w:r>

--- a/klagomål/A 35543-2026 FSC-klagomål.docx
+++ b/klagomål/A 35543-2026 FSC-klagomål.docx
@@ -1184,7 +1184,7 @@
     <w:r>
       <w:tab/>
       <w:tab/>
-      <w:t>2026-10-02</w:t>
+      <w:t>2026-10-03</w:t>
       <w:br/>
       <w:br/>
     </w:r>

--- a/klagomål/A 35543-2026 FSC-klagomål.docx
+++ b/klagomål/A 35543-2026 FSC-klagomål.docx
@@ -1184,7 +1184,7 @@
     <w:r>
       <w:tab/>
       <w:tab/>
-      <w:t>2026-10-03</w:t>
+      <w:t>2026-10-04</w:t>
       <w:br/>
       <w:br/>
     </w:r>

--- a/klagomål/A 35543-2026 FSC-klagomål.docx
+++ b/klagomål/A 35543-2026 FSC-klagomål.docx
@@ -1184,7 +1184,7 @@
     <w:r>
       <w:tab/>
       <w:tab/>
-      <w:t>2026-10-04</w:t>
+      <w:t>2026-10-05</w:t>
       <w:br/>
       <w:br/>
     </w:r>

--- a/klagomål/A 35543-2026 FSC-klagomål.docx
+++ b/klagomål/A 35543-2026 FSC-klagomål.docx
@@ -1184,7 +1184,7 @@
     <w:r>
       <w:tab/>
       <w:tab/>
-      <w:t>2026-10-05</w:t>
+      <w:t>2026-10-06</w:t>
       <w:br/>
       <w:br/>
     </w:r>

--- a/klagomål/A 35543-2026 FSC-klagomål.docx
+++ b/klagomål/A 35543-2026 FSC-klagomål.docx
@@ -1184,7 +1184,7 @@
     <w:r>
       <w:tab/>
       <w:tab/>
-      <w:t>2026-10-06</w:t>
+      <w:t>2026-10-07</w:t>
       <w:br/>
       <w:br/>
     </w:r>

--- a/klagomål/A 35543-2026 FSC-klagomål.docx
+++ b/klagomål/A 35543-2026 FSC-klagomål.docx
@@ -1184,7 +1184,7 @@
     <w:r>
       <w:tab/>
       <w:tab/>
-      <w:t>2026-10-07</w:t>
+      <w:t>2026-10-08</w:t>
       <w:br/>
       <w:br/>
     </w:r>

--- a/klagomål/A 35543-2026 FSC-klagomål.docx
+++ b/klagomål/A 35543-2026 FSC-klagomål.docx
@@ -1184,7 +1184,7 @@
     <w:r>
       <w:tab/>
       <w:tab/>
-      <w:t>2026-10-08</w:t>
+      <w:t>2026-10-09</w:t>
       <w:br/>
       <w:br/>
     </w:r>

--- a/klagomål/A 35543-2026 FSC-klagomål.docx
+++ b/klagomål/A 35543-2026 FSC-klagomål.docx
@@ -1184,7 +1184,7 @@
     <w:r>
       <w:tab/>
       <w:tab/>
-      <w:t>2026-10-09</w:t>
+      <w:t>2026-10-10</w:t>
       <w:br/>
       <w:br/>
     </w:r>

--- a/klagomål/A 35543-2026 FSC-klagomål.docx
+++ b/klagomål/A 35543-2026 FSC-klagomål.docx
@@ -1184,7 +1184,7 @@
     <w:r>
       <w:tab/>
       <w:tab/>
-      <w:t>2026-10-10</w:t>
+      <w:t>2026-10-11</w:t>
       <w:br/>
       <w:br/>
     </w:r>

--- a/klagomål/A 35543-2026 FSC-klagomål.docx
+++ b/klagomål/A 35543-2026 FSC-klagomål.docx
@@ -178,7 +178,7 @@
       <w:r>
         <w:drawing>
           <wp:inline xmlns:a="http://schemas.openxmlformats.org/drawingml/2006/main" xmlns:pic="http://schemas.openxmlformats.org/drawingml/2006/picture">
-            <wp:extent cx="5486400" cy="4903386"/>
+            <wp:extent cx="5486400" cy="4772922"/>
             <wp:docPr id="1" name="Picture 1"/>
             <wp:cNvGraphicFramePr>
               <a:graphicFrameLocks noChangeAspect="1"/>
@@ -199,7 +199,7 @@
                   <pic:spPr>
                     <a:xfrm>
                       <a:off x="0" y="0"/>
-                      <a:ext cx="5486400" cy="4903386"/>
+                      <a:ext cx="5486400" cy="4772922"/>
                     </a:xfrm>
                     <a:prstGeom prst="rect"/>
                   </pic:spPr>
@@ -221,7 +221,7 @@
     </w:p>
     <w:p>
       <w:r>
-        <w:t>I avverkningsanmälan finns fynd av 9 naturvårdsarter, varav 3 är rödlistade, 2 är fridlysta, 8 är typiska (T) och 4 är signalarter (S): aspgelélav (VU, T), knärot (VU, T, §8), kolflarnlav (NT, T), korallblylav (S, T), mörk husmossa (S, T), skinnlav (S, T), stor aspticka (S, T), torta (T) och nattviol (§8). Se Figur 1.</w:t>
+        <w:t>I avverkningsanmälan finns fynd av 10 naturvårdsarter, varav 4 är rödlistade, 2 är fridlysta, 9 är typiska (T) och 4 är signalarter (S): aspgelélav (VU, T), knärot (VU, T, §8), kolflarnlav (NT, T), violettgrå tagellav (NT, T), korallblylav (S, T), mörk husmossa (S, T), skinnlav (S, T), stor aspticka (S, T), torta (T) och nattviol (§8). Se Figur 1.</w:t>
       </w:r>
     </w:p>
     <w:p>
@@ -392,6 +392,26 @@
         <w:rPr>
           <w:b/>
         </w:rPr>
+        <w:t>Violettgrå tagellav (NT)</w:t>
+      </w:r>
+      <w:r>
+        <w:t xml:space="preserve"> växer nästan uteslutande i gamla olikåldriga barrnaturskogar med lång skoglig kontinuitet och är en utmärkt signal på skog med höga naturvärden. Slutavverkning av tidigare aldrig slutavverkad skog (kontinuitetsskog) är det största hotet. Biotopen nyskapas i begränsad omfattning och barrskog äldre än 160 år, där den violettgrå tagellaven huvudsakligen påträffas har minskat med 50% de senaste 50 åren. Lågproduktiv skogsmark där laven förekommer bör undantas från skogsbruk och rika förekomster i äldre granskog bör skyddas. Arten är känslig för uttorkning och det är väsentligt att tillräckligt stora bestånd avsätts. Violettgrå tagellav är typisk art för </w:t>
+      </w:r>
+      <w:r>
+        <w:rPr>
+          <w:i/>
+        </w:rPr>
+        <w:t>9010 Taiga</w:t>
+      </w:r>
+      <w:r>
+        <w:t xml:space="preserve"> (SLU Artdatabanken, 2024; Nitare &amp; Skogsstyrelsen, 2019).</w:t>
+      </w:r>
+    </w:p>
+    <w:p>
+      <w:r>
+        <w:rPr>
+          <w:b/>
+        </w:rPr>
         <w:t>Korallblylav</w:t>
       </w:r>
       <w:r>
@@ -622,7 +642,7 @@
         <w:rPr>
           <w:i/>
         </w:rPr>
-        <w:t>I det avverkningsanmälda skogsområdet har 9 naturvårdsarter varav 3 rödlistade arter sina livsmiljöer och växtplatser.</w:t>
+        <w:t>I det avverkningsanmälda skogsområdet har 10 naturvårdsarter varav 4 rödlistade arter sina livsmiljöer och växtplatser.</w:t>
       </w:r>
     </w:p>
     <w:p>
@@ -1184,7 +1204,7 @@
     <w:r>
       <w:tab/>
       <w:tab/>
-      <w:t>2026-10-11</w:t>
+      <w:t>2026-10-12</w:t>
       <w:br/>
       <w:br/>
     </w:r>

--- a/klagomål/A 35543-2026 FSC-klagomål.docx
+++ b/klagomål/A 35543-2026 FSC-klagomål.docx
@@ -1204,7 +1204,7 @@
     <w:r>
       <w:tab/>
       <w:tab/>
-      <w:t>2026-10-12</w:t>
+      <w:t>2026-10-13</w:t>
       <w:br/>
       <w:br/>
     </w:r>

--- a/klagomål/A 35543-2026 FSC-klagomål.docx
+++ b/klagomål/A 35543-2026 FSC-klagomål.docx
@@ -1204,7 +1204,7 @@
     <w:r>
       <w:tab/>
       <w:tab/>
-      <w:t>2026-10-13</w:t>
+      <w:t>2026-10-14</w:t>
       <w:br/>
       <w:br/>
     </w:r>

--- a/klagomål/A 35543-2026 FSC-klagomål.docx
+++ b/klagomål/A 35543-2026 FSC-klagomål.docx
@@ -1204,7 +1204,7 @@
     <w:r>
       <w:tab/>
       <w:tab/>
-      <w:t>2026-10-14</w:t>
+      <w:t>2026-10-15</w:t>
       <w:br/>
       <w:br/>
     </w:r>

--- a/klagomål/A 35543-2026 FSC-klagomål.docx
+++ b/klagomål/A 35543-2026 FSC-klagomål.docx
@@ -1204,7 +1204,7 @@
     <w:r>
       <w:tab/>
       <w:tab/>
-      <w:t>2026-10-15</w:t>
+      <w:t>2026-10-16</w:t>
       <w:br/>
       <w:br/>
     </w:r>

--- a/klagomål/A 35543-2026 FSC-klagomål.docx
+++ b/klagomål/A 35543-2026 FSC-klagomål.docx
@@ -1204,7 +1204,7 @@
     <w:r>
       <w:tab/>
       <w:tab/>
-      <w:t>2026-10-16</w:t>
+      <w:t>2026-10-17</w:t>
       <w:br/>
       <w:br/>
     </w:r>

--- a/klagomål/A 35543-2026 FSC-klagomål.docx
+++ b/klagomål/A 35543-2026 FSC-klagomål.docx
@@ -1204,7 +1204,7 @@
     <w:r>
       <w:tab/>
       <w:tab/>
-      <w:t>2026-10-17</w:t>
+      <w:t>2026-10-18</w:t>
       <w:br/>
       <w:br/>
     </w:r>

--- a/klagomål/A 35543-2026 FSC-klagomål.docx
+++ b/klagomål/A 35543-2026 FSC-klagomål.docx
@@ -1204,7 +1204,7 @@
     <w:r>
       <w:tab/>
       <w:tab/>
-      <w:t>2026-10-18</w:t>
+      <w:t>2026-10-19</w:t>
       <w:br/>
       <w:br/>
     </w:r>

--- a/klagomål/A 35543-2026 FSC-klagomål.docx
+++ b/klagomål/A 35543-2026 FSC-klagomål.docx
@@ -1204,7 +1204,7 @@
     <w:r>
       <w:tab/>
       <w:tab/>
-      <w:t>2026-10-19</w:t>
+      <w:t>2026-10-20</w:t>
       <w:br/>
       <w:br/>
     </w:r>

--- a/klagomål/A 35543-2026 FSC-klagomål.docx
+++ b/klagomål/A 35543-2026 FSC-klagomål.docx
@@ -1204,7 +1204,7 @@
     <w:r>
       <w:tab/>
       <w:tab/>
-      <w:t>2026-10-20</w:t>
+      <w:t>2026-10-21</w:t>
       <w:br/>
       <w:br/>
     </w:r>

--- a/klagomål/A 35543-2026 FSC-klagomål.docx
+++ b/klagomål/A 35543-2026 FSC-klagomål.docx
@@ -1204,7 +1204,7 @@
     <w:r>
       <w:tab/>
       <w:tab/>
-      <w:t>2026-10-21</w:t>
+      <w:t>2026-10-22</w:t>
       <w:br/>
       <w:br/>
     </w:r>

--- a/klagomål/A 35543-2026 FSC-klagomål.docx
+++ b/klagomål/A 35543-2026 FSC-klagomål.docx
@@ -1204,7 +1204,7 @@
     <w:r>
       <w:tab/>
       <w:tab/>
-      <w:t>2026-10-22</w:t>
+      <w:t>2026-10-23</w:t>
       <w:br/>
       <w:br/>
     </w:r>

--- a/klagomål/A 35543-2026 FSC-klagomål.docx
+++ b/klagomål/A 35543-2026 FSC-klagomål.docx
@@ -1204,7 +1204,7 @@
     <w:r>
       <w:tab/>
       <w:tab/>
-      <w:t>2026-10-23</w:t>
+      <w:t>2026-10-24</w:t>
       <w:br/>
       <w:br/>
     </w:r>

--- a/klagomål/A 35543-2026 FSC-klagomål.docx
+++ b/klagomål/A 35543-2026 FSC-klagomål.docx
@@ -1204,7 +1204,7 @@
     <w:r>
       <w:tab/>
       <w:tab/>
-      <w:t>2026-10-24</w:t>
+      <w:t>2026-10-25</w:t>
       <w:br/>
       <w:br/>
     </w:r>

--- a/klagomål/A 35543-2026 FSC-klagomål.docx
+++ b/klagomål/A 35543-2026 FSC-klagomål.docx
@@ -1204,7 +1204,7 @@
     <w:r>
       <w:tab/>
       <w:tab/>
-      <w:t>2026-10-25</w:t>
+      <w:t>2026-10-26</w:t>
       <w:br/>
       <w:br/>
     </w:r>

--- a/klagomål/A 35543-2026 FSC-klagomål.docx
+++ b/klagomål/A 35543-2026 FSC-klagomål.docx
@@ -1204,7 +1204,7 @@
     <w:r>
       <w:tab/>
       <w:tab/>
-      <w:t>2026-10-26</w:t>
+      <w:t>2026-10-27</w:t>
       <w:br/>
       <w:br/>
     </w:r>

--- a/klagomål/A 35543-2026 FSC-klagomål.docx
+++ b/klagomål/A 35543-2026 FSC-klagomål.docx
@@ -1204,7 +1204,7 @@
     <w:r>
       <w:tab/>
       <w:tab/>
-      <w:t>2026-10-27</w:t>
+      <w:t>2026-10-28</w:t>
       <w:br/>
       <w:br/>
     </w:r>

--- a/klagomål/A 35543-2026 FSC-klagomål.docx
+++ b/klagomål/A 35543-2026 FSC-klagomål.docx
@@ -1204,7 +1204,7 @@
     <w:r>
       <w:tab/>
       <w:tab/>
-      <w:t>2026-10-28</w:t>
+      <w:t>2026-10-29</w:t>
       <w:br/>
       <w:br/>
     </w:r>

--- a/klagomål/A 35543-2026 FSC-klagomål.docx
+++ b/klagomål/A 35543-2026 FSC-klagomål.docx
@@ -1204,7 +1204,7 @@
     <w:r>
       <w:tab/>
       <w:tab/>
-      <w:t>2026-10-29</w:t>
+      <w:t>2026-10-31</w:t>
       <w:br/>
       <w:br/>
     </w:r>
